--- a/templates/PAKOT_INDIVID_BAZE.docx
+++ b/templates/PAKOT_INDIVID_BAZE.docx
@@ -11,6 +11,14 @@
     <w:tbl>
       <w:tblPr>
         <w:tblW w:w="10525" w:type="dxa"/>
+        <w:tblBorders>
+          <w:top w:val="single" w:sz="4" w:space="0" w:color="auto"/>
+          <w:left w:val="single" w:sz="4" w:space="0" w:color="auto"/>
+          <w:bottom w:val="single" w:sz="4" w:space="0" w:color="auto"/>
+          <w:right w:val="single" w:sz="4" w:space="0" w:color="auto"/>
+          <w:insideH w:val="single" w:sz="4" w:space="0" w:color="auto"/>
+          <w:insideV w:val="single" w:sz="4" w:space="0" w:color="auto"/>
+        </w:tblBorders>
         <w:tblLook w:val="04A0" w:firstRow="1" w:lastRow="0" w:firstColumn="1" w:lastColumn="0" w:noHBand="0" w:noVBand="1"/>
       </w:tblPr>
       <w:tblGrid>
@@ -24,12 +32,6 @@
         <w:tc>
           <w:tcPr>
             <w:tcW w:w="4420" w:type="dxa"/>
-            <w:tcBorders>
-              <w:top w:val="single" w:sz="4" w:space="0" w:color="auto"/>
-              <w:left w:val="single" w:sz="4" w:space="0" w:color="auto"/>
-              <w:bottom w:val="single" w:sz="4" w:space="0" w:color="auto"/>
-              <w:right w:val="single" w:sz="4" w:space="0" w:color="auto"/>
-            </w:tcBorders>
             <w:shd w:val="clear" w:color="000000" w:fill="E3EBF8"/>
             <w:noWrap/>
             <w:vAlign w:val="center"/>
@@ -50,6 +52,7 @@
                 <w14:ligatures w14:val="none"/>
               </w:rPr>
             </w:pPr>
+            <w:bookmarkStart w:id="1" w:name="_GoBack"/>
             <w:r>
               <w:rPr>
                 <w:rFonts w:ascii="Montserrat" w:eastAsia="Times New Roman" w:hAnsi="Montserrat" w:cs="Calibri"/>
@@ -68,12 +71,6 @@
         <w:tc>
           <w:tcPr>
             <w:tcW w:w="6105" w:type="dxa"/>
-            <w:tcBorders>
-              <w:top w:val="single" w:sz="4" w:space="0" w:color="auto"/>
-              <w:left w:val="nil"/>
-              <w:bottom w:val="single" w:sz="4" w:space="0" w:color="auto"/>
-              <w:right w:val="single" w:sz="4" w:space="0" w:color="auto"/>
-            </w:tcBorders>
             <w:shd w:val="clear" w:color="000000" w:fill="E3EBF8"/>
             <w:noWrap/>
             <w:vAlign w:val="center"/>
@@ -117,12 +114,6 @@
         <w:tc>
           <w:tcPr>
             <w:tcW w:w="4420" w:type="dxa"/>
-            <w:tcBorders>
-              <w:top w:val="nil"/>
-              <w:left w:val="single" w:sz="4" w:space="0" w:color="auto"/>
-              <w:bottom w:val="single" w:sz="4" w:space="0" w:color="auto"/>
-              <w:right w:val="single" w:sz="4" w:space="0" w:color="auto"/>
-            </w:tcBorders>
             <w:noWrap/>
             <w:vAlign w:val="center"/>
             <w:hideMark/>
@@ -160,12 +151,6 @@
         <w:tc>
           <w:tcPr>
             <w:tcW w:w="6105" w:type="dxa"/>
-            <w:tcBorders>
-              <w:top w:val="nil"/>
-              <w:left w:val="nil"/>
-              <w:bottom w:val="single" w:sz="4" w:space="0" w:color="auto"/>
-              <w:right w:val="single" w:sz="4" w:space="0" w:color="auto"/>
-            </w:tcBorders>
             <w:noWrap/>
             <w:vAlign w:val="center"/>
             <w:hideMark/>
@@ -204,12 +189,6 @@
         <w:tc>
           <w:tcPr>
             <w:tcW w:w="4420" w:type="dxa"/>
-            <w:tcBorders>
-              <w:top w:val="nil"/>
-              <w:left w:val="single" w:sz="4" w:space="0" w:color="auto"/>
-              <w:bottom w:val="single" w:sz="4" w:space="0" w:color="auto"/>
-              <w:right w:val="single" w:sz="4" w:space="0" w:color="auto"/>
-            </w:tcBorders>
             <w:noWrap/>
             <w:vAlign w:val="center"/>
             <w:hideMark/>
@@ -247,12 +226,6 @@
         <w:tc>
           <w:tcPr>
             <w:tcW w:w="6105" w:type="dxa"/>
-            <w:tcBorders>
-              <w:top w:val="nil"/>
-              <w:left w:val="nil"/>
-              <w:bottom w:val="nil"/>
-              <w:right w:val="single" w:sz="4" w:space="0" w:color="auto"/>
-            </w:tcBorders>
             <w:noWrap/>
             <w:vAlign w:val="center"/>
             <w:hideMark/>
@@ -291,12 +264,6 @@
         <w:tc>
           <w:tcPr>
             <w:tcW w:w="4420" w:type="dxa"/>
-            <w:tcBorders>
-              <w:top w:val="nil"/>
-              <w:left w:val="single" w:sz="4" w:space="0" w:color="auto"/>
-              <w:bottom w:val="single" w:sz="4" w:space="0" w:color="auto"/>
-              <w:right w:val="nil"/>
-            </w:tcBorders>
             <w:shd w:val="clear" w:color="000000" w:fill="E3EBF8"/>
             <w:noWrap/>
             <w:vAlign w:val="center"/>
@@ -346,12 +313,6 @@
         <w:tc>
           <w:tcPr>
             <w:tcW w:w="6105" w:type="dxa"/>
-            <w:tcBorders>
-              <w:top w:val="single" w:sz="4" w:space="0" w:color="auto"/>
-              <w:left w:val="nil"/>
-              <w:bottom w:val="single" w:sz="4" w:space="0" w:color="auto"/>
-              <w:right w:val="nil"/>
-            </w:tcBorders>
             <w:shd w:val="clear" w:color="000000" w:fill="E3EBF8"/>
             <w:noWrap/>
             <w:vAlign w:val="center"/>
@@ -394,12 +355,6 @@
         <w:tc>
           <w:tcPr>
             <w:tcW w:w="4420" w:type="dxa"/>
-            <w:tcBorders>
-              <w:top w:val="nil"/>
-              <w:left w:val="single" w:sz="4" w:space="0" w:color="auto"/>
-              <w:bottom w:val="single" w:sz="4" w:space="0" w:color="auto"/>
-              <w:right w:val="single" w:sz="4" w:space="0" w:color="auto"/>
-            </w:tcBorders>
             <w:noWrap/>
             <w:vAlign w:val="center"/>
             <w:hideMark/>
@@ -434,12 +389,6 @@
           <w:tcPr>
             <w:tcW w:w="6105" w:type="dxa"/>
             <w:vMerge w:val="restart"/>
-            <w:tcBorders>
-              <w:top w:val="nil"/>
-              <w:left w:val="single" w:sz="4" w:space="0" w:color="auto"/>
-              <w:bottom w:val="single" w:sz="4" w:space="0" w:color="auto"/>
-              <w:right w:val="single" w:sz="4" w:space="0" w:color="auto"/>
-            </w:tcBorders>
             <w:noWrap/>
             <w:vAlign w:val="center"/>
             <w:hideMark/>
@@ -478,12 +427,6 @@
         <w:tc>
           <w:tcPr>
             <w:tcW w:w="4420" w:type="dxa"/>
-            <w:tcBorders>
-              <w:top w:val="nil"/>
-              <w:left w:val="single" w:sz="4" w:space="0" w:color="auto"/>
-              <w:bottom w:val="single" w:sz="4" w:space="0" w:color="auto"/>
-              <w:right w:val="single" w:sz="4" w:space="0" w:color="auto"/>
-            </w:tcBorders>
             <w:noWrap/>
             <w:vAlign w:val="center"/>
             <w:hideMark/>
@@ -518,12 +461,6 @@
           <w:tcPr>
             <w:tcW w:w="6105" w:type="dxa"/>
             <w:vMerge/>
-            <w:tcBorders>
-              <w:top w:val="nil"/>
-              <w:left w:val="single" w:sz="4" w:space="0" w:color="auto"/>
-              <w:bottom w:val="single" w:sz="4" w:space="0" w:color="auto"/>
-              <w:right w:val="single" w:sz="4" w:space="0" w:color="auto"/>
-            </w:tcBorders>
             <w:vAlign w:val="center"/>
             <w:hideMark/>
           </w:tcPr>
@@ -549,12 +486,6 @@
         <w:tc>
           <w:tcPr>
             <w:tcW w:w="4420" w:type="dxa"/>
-            <w:tcBorders>
-              <w:top w:val="nil"/>
-              <w:left w:val="single" w:sz="4" w:space="0" w:color="auto"/>
-              <w:bottom w:val="single" w:sz="4" w:space="0" w:color="auto"/>
-              <w:right w:val="single" w:sz="4" w:space="0" w:color="auto"/>
-            </w:tcBorders>
             <w:noWrap/>
             <w:vAlign w:val="center"/>
             <w:hideMark/>
@@ -589,12 +520,6 @@
           <w:tcPr>
             <w:tcW w:w="6105" w:type="dxa"/>
             <w:vMerge/>
-            <w:tcBorders>
-              <w:top w:val="nil"/>
-              <w:left w:val="single" w:sz="4" w:space="0" w:color="auto"/>
-              <w:bottom w:val="single" w:sz="4" w:space="0" w:color="auto"/>
-              <w:right w:val="single" w:sz="4" w:space="0" w:color="auto"/>
-            </w:tcBorders>
             <w:vAlign w:val="center"/>
             <w:hideMark/>
           </w:tcPr>
@@ -620,12 +545,6 @@
         <w:tc>
           <w:tcPr>
             <w:tcW w:w="4420" w:type="dxa"/>
-            <w:tcBorders>
-              <w:top w:val="nil"/>
-              <w:left w:val="single" w:sz="4" w:space="0" w:color="auto"/>
-              <w:bottom w:val="single" w:sz="4" w:space="0" w:color="auto"/>
-              <w:right w:val="single" w:sz="4" w:space="0" w:color="auto"/>
-            </w:tcBorders>
             <w:noWrap/>
             <w:vAlign w:val="center"/>
             <w:hideMark/>
@@ -660,12 +579,6 @@
           <w:tcPr>
             <w:tcW w:w="6105" w:type="dxa"/>
             <w:vMerge/>
-            <w:tcBorders>
-              <w:top w:val="nil"/>
-              <w:left w:val="single" w:sz="4" w:space="0" w:color="auto"/>
-              <w:bottom w:val="single" w:sz="4" w:space="0" w:color="auto"/>
-              <w:right w:val="single" w:sz="4" w:space="0" w:color="auto"/>
-            </w:tcBorders>
             <w:vAlign w:val="center"/>
             <w:hideMark/>
           </w:tcPr>
@@ -691,12 +604,6 @@
         <w:tc>
           <w:tcPr>
             <w:tcW w:w="4420" w:type="dxa"/>
-            <w:tcBorders>
-              <w:top w:val="nil"/>
-              <w:left w:val="single" w:sz="4" w:space="0" w:color="auto"/>
-              <w:bottom w:val="single" w:sz="4" w:space="0" w:color="auto"/>
-              <w:right w:val="single" w:sz="4" w:space="0" w:color="auto"/>
-            </w:tcBorders>
             <w:vAlign w:val="center"/>
             <w:hideMark/>
           </w:tcPr>
@@ -730,12 +637,6 @@
           <w:tcPr>
             <w:tcW w:w="6105" w:type="dxa"/>
             <w:vMerge/>
-            <w:tcBorders>
-              <w:top w:val="nil"/>
-              <w:left w:val="single" w:sz="4" w:space="0" w:color="auto"/>
-              <w:bottom w:val="single" w:sz="4" w:space="0" w:color="auto"/>
-              <w:right w:val="single" w:sz="4" w:space="0" w:color="auto"/>
-            </w:tcBorders>
             <w:vAlign w:val="center"/>
             <w:hideMark/>
           </w:tcPr>
@@ -761,12 +662,6 @@
         <w:tc>
           <w:tcPr>
             <w:tcW w:w="4420" w:type="dxa"/>
-            <w:tcBorders>
-              <w:top w:val="nil"/>
-              <w:left w:val="single" w:sz="4" w:space="0" w:color="auto"/>
-              <w:bottom w:val="single" w:sz="4" w:space="0" w:color="auto"/>
-              <w:right w:val="single" w:sz="4" w:space="0" w:color="auto"/>
-            </w:tcBorders>
             <w:noWrap/>
             <w:vAlign w:val="center"/>
             <w:hideMark/>
@@ -801,12 +696,6 @@
           <w:tcPr>
             <w:tcW w:w="6105" w:type="dxa"/>
             <w:vMerge/>
-            <w:tcBorders>
-              <w:top w:val="nil"/>
-              <w:left w:val="single" w:sz="4" w:space="0" w:color="auto"/>
-              <w:bottom w:val="single" w:sz="4" w:space="0" w:color="auto"/>
-              <w:right w:val="single" w:sz="4" w:space="0" w:color="auto"/>
-            </w:tcBorders>
             <w:vAlign w:val="center"/>
             <w:hideMark/>
           </w:tcPr>
@@ -832,12 +721,6 @@
         <w:tc>
           <w:tcPr>
             <w:tcW w:w="4420" w:type="dxa"/>
-            <w:tcBorders>
-              <w:top w:val="nil"/>
-              <w:left w:val="single" w:sz="4" w:space="0" w:color="auto"/>
-              <w:bottom w:val="single" w:sz="4" w:space="0" w:color="auto"/>
-              <w:right w:val="single" w:sz="4" w:space="0" w:color="auto"/>
-            </w:tcBorders>
             <w:noWrap/>
             <w:vAlign w:val="center"/>
             <w:hideMark/>
@@ -872,12 +755,6 @@
           <w:tcPr>
             <w:tcW w:w="6105" w:type="dxa"/>
             <w:vMerge/>
-            <w:tcBorders>
-              <w:top w:val="nil"/>
-              <w:left w:val="single" w:sz="4" w:space="0" w:color="auto"/>
-              <w:bottom w:val="single" w:sz="4" w:space="0" w:color="auto"/>
-              <w:right w:val="single" w:sz="4" w:space="0" w:color="auto"/>
-            </w:tcBorders>
             <w:vAlign w:val="center"/>
             <w:hideMark/>
           </w:tcPr>
@@ -903,12 +780,6 @@
         <w:tc>
           <w:tcPr>
             <w:tcW w:w="4420" w:type="dxa"/>
-            <w:tcBorders>
-              <w:top w:val="nil"/>
-              <w:left w:val="single" w:sz="4" w:space="0" w:color="auto"/>
-              <w:bottom w:val="single" w:sz="4" w:space="0" w:color="auto"/>
-              <w:right w:val="nil"/>
-            </w:tcBorders>
             <w:shd w:val="clear" w:color="000000" w:fill="E3EBF8"/>
             <w:noWrap/>
             <w:vAlign w:val="center"/>
@@ -947,12 +818,6 @@
         <w:tc>
           <w:tcPr>
             <w:tcW w:w="6105" w:type="dxa"/>
-            <w:tcBorders>
-              <w:top w:val="nil"/>
-              <w:left w:val="nil"/>
-              <w:bottom w:val="single" w:sz="4" w:space="0" w:color="auto"/>
-              <w:right w:val="nil"/>
-            </w:tcBorders>
             <w:shd w:val="clear" w:color="000000" w:fill="E3EBF8"/>
             <w:noWrap/>
             <w:vAlign w:val="center"/>
@@ -995,12 +860,6 @@
         <w:tc>
           <w:tcPr>
             <w:tcW w:w="4420" w:type="dxa"/>
-            <w:tcBorders>
-              <w:top w:val="nil"/>
-              <w:left w:val="single" w:sz="4" w:space="0" w:color="auto"/>
-              <w:bottom w:val="single" w:sz="4" w:space="0" w:color="auto"/>
-              <w:right w:val="single" w:sz="4" w:space="0" w:color="auto"/>
-            </w:tcBorders>
             <w:noWrap/>
             <w:vAlign w:val="center"/>
             <w:hideMark/>
@@ -1035,12 +894,6 @@
           <w:tcPr>
             <w:tcW w:w="6105" w:type="dxa"/>
             <w:vMerge w:val="restart"/>
-            <w:tcBorders>
-              <w:top w:val="nil"/>
-              <w:left w:val="single" w:sz="4" w:space="0" w:color="auto"/>
-              <w:bottom w:val="single" w:sz="4" w:space="0" w:color="auto"/>
-              <w:right w:val="single" w:sz="4" w:space="0" w:color="auto"/>
-            </w:tcBorders>
             <w:vAlign w:val="center"/>
             <w:hideMark/>
           </w:tcPr>
@@ -1126,12 +979,6 @@
         <w:tc>
           <w:tcPr>
             <w:tcW w:w="4420" w:type="dxa"/>
-            <w:tcBorders>
-              <w:top w:val="nil"/>
-              <w:left w:val="single" w:sz="4" w:space="0" w:color="auto"/>
-              <w:bottom w:val="single" w:sz="4" w:space="0" w:color="auto"/>
-              <w:right w:val="single" w:sz="4" w:space="0" w:color="auto"/>
-            </w:tcBorders>
             <w:noWrap/>
             <w:vAlign w:val="center"/>
             <w:hideMark/>
@@ -1166,12 +1013,6 @@
           <w:tcPr>
             <w:tcW w:w="6105" w:type="dxa"/>
             <w:vMerge/>
-            <w:tcBorders>
-              <w:top w:val="nil"/>
-              <w:left w:val="single" w:sz="4" w:space="0" w:color="auto"/>
-              <w:bottom w:val="single" w:sz="4" w:space="0" w:color="auto"/>
-              <w:right w:val="single" w:sz="4" w:space="0" w:color="auto"/>
-            </w:tcBorders>
             <w:vAlign w:val="center"/>
             <w:hideMark/>
           </w:tcPr>
@@ -1197,12 +1038,6 @@
         <w:tc>
           <w:tcPr>
             <w:tcW w:w="4420" w:type="dxa"/>
-            <w:tcBorders>
-              <w:top w:val="nil"/>
-              <w:left w:val="single" w:sz="4" w:space="0" w:color="auto"/>
-              <w:bottom w:val="single" w:sz="4" w:space="0" w:color="auto"/>
-              <w:right w:val="single" w:sz="4" w:space="0" w:color="auto"/>
-            </w:tcBorders>
             <w:noWrap/>
             <w:vAlign w:val="center"/>
             <w:hideMark/>
@@ -1237,12 +1072,6 @@
           <w:tcPr>
             <w:tcW w:w="6105" w:type="dxa"/>
             <w:vMerge/>
-            <w:tcBorders>
-              <w:top w:val="nil"/>
-              <w:left w:val="single" w:sz="4" w:space="0" w:color="auto"/>
-              <w:bottom w:val="single" w:sz="4" w:space="0" w:color="auto"/>
-              <w:right w:val="single" w:sz="4" w:space="0" w:color="auto"/>
-            </w:tcBorders>
             <w:vAlign w:val="center"/>
             <w:hideMark/>
           </w:tcPr>
@@ -1268,12 +1097,6 @@
         <w:tc>
           <w:tcPr>
             <w:tcW w:w="4420" w:type="dxa"/>
-            <w:tcBorders>
-              <w:top w:val="nil"/>
-              <w:left w:val="single" w:sz="4" w:space="0" w:color="auto"/>
-              <w:bottom w:val="single" w:sz="4" w:space="0" w:color="auto"/>
-              <w:right w:val="single" w:sz="4" w:space="0" w:color="auto"/>
-            </w:tcBorders>
             <w:vAlign w:val="center"/>
             <w:hideMark/>
           </w:tcPr>
@@ -1307,12 +1130,6 @@
           <w:tcPr>
             <w:tcW w:w="6105" w:type="dxa"/>
             <w:vMerge/>
-            <w:tcBorders>
-              <w:top w:val="nil"/>
-              <w:left w:val="single" w:sz="4" w:space="0" w:color="auto"/>
-              <w:bottom w:val="single" w:sz="4" w:space="0" w:color="auto"/>
-              <w:right w:val="single" w:sz="4" w:space="0" w:color="auto"/>
-            </w:tcBorders>
             <w:vAlign w:val="center"/>
             <w:hideMark/>
           </w:tcPr>
@@ -1338,12 +1155,6 @@
         <w:tc>
           <w:tcPr>
             <w:tcW w:w="4420" w:type="dxa"/>
-            <w:tcBorders>
-              <w:top w:val="nil"/>
-              <w:left w:val="single" w:sz="4" w:space="0" w:color="auto"/>
-              <w:bottom w:val="single" w:sz="4" w:space="0" w:color="auto"/>
-              <w:right w:val="single" w:sz="4" w:space="0" w:color="auto"/>
-            </w:tcBorders>
             <w:noWrap/>
             <w:vAlign w:val="center"/>
             <w:hideMark/>
@@ -1378,12 +1189,6 @@
           <w:tcPr>
             <w:tcW w:w="6105" w:type="dxa"/>
             <w:vMerge/>
-            <w:tcBorders>
-              <w:top w:val="nil"/>
-              <w:left w:val="single" w:sz="4" w:space="0" w:color="auto"/>
-              <w:bottom w:val="single" w:sz="4" w:space="0" w:color="auto"/>
-              <w:right w:val="single" w:sz="4" w:space="0" w:color="auto"/>
-            </w:tcBorders>
             <w:vAlign w:val="center"/>
             <w:hideMark/>
           </w:tcPr>
@@ -1409,12 +1214,6 @@
         <w:tc>
           <w:tcPr>
             <w:tcW w:w="4420" w:type="dxa"/>
-            <w:tcBorders>
-              <w:top w:val="nil"/>
-              <w:left w:val="single" w:sz="4" w:space="0" w:color="auto"/>
-              <w:bottom w:val="single" w:sz="4" w:space="0" w:color="auto"/>
-              <w:right w:val="single" w:sz="4" w:space="0" w:color="auto"/>
-            </w:tcBorders>
             <w:noWrap/>
             <w:vAlign w:val="center"/>
             <w:hideMark/>
@@ -1449,12 +1248,6 @@
           <w:tcPr>
             <w:tcW w:w="6105" w:type="dxa"/>
             <w:vMerge/>
-            <w:tcBorders>
-              <w:top w:val="nil"/>
-              <w:left w:val="single" w:sz="4" w:space="0" w:color="auto"/>
-              <w:bottom w:val="single" w:sz="4" w:space="0" w:color="auto"/>
-              <w:right w:val="single" w:sz="4" w:space="0" w:color="auto"/>
-            </w:tcBorders>
             <w:vAlign w:val="center"/>
             <w:hideMark/>
           </w:tcPr>
@@ -1480,12 +1273,6 @@
         <w:tc>
           <w:tcPr>
             <w:tcW w:w="4420" w:type="dxa"/>
-            <w:tcBorders>
-              <w:top w:val="nil"/>
-              <w:left w:val="single" w:sz="4" w:space="0" w:color="auto"/>
-              <w:bottom w:val="single" w:sz="4" w:space="0" w:color="auto"/>
-              <w:right w:val="nil"/>
-            </w:tcBorders>
             <w:shd w:val="clear" w:color="000000" w:fill="E3EBF8"/>
             <w:noWrap/>
             <w:vAlign w:val="center"/>
@@ -1524,12 +1311,6 @@
         <w:tc>
           <w:tcPr>
             <w:tcW w:w="6105" w:type="dxa"/>
-            <w:tcBorders>
-              <w:top w:val="nil"/>
-              <w:left w:val="nil"/>
-              <w:bottom w:val="single" w:sz="4" w:space="0" w:color="auto"/>
-              <w:right w:val="nil"/>
-            </w:tcBorders>
             <w:shd w:val="clear" w:color="000000" w:fill="E3EBF8"/>
             <w:noWrap/>
             <w:vAlign w:val="center"/>
@@ -1572,12 +1353,6 @@
         <w:tc>
           <w:tcPr>
             <w:tcW w:w="4420" w:type="dxa"/>
-            <w:tcBorders>
-              <w:top w:val="nil"/>
-              <w:left w:val="single" w:sz="4" w:space="0" w:color="auto"/>
-              <w:bottom w:val="single" w:sz="4" w:space="0" w:color="auto"/>
-              <w:right w:val="single" w:sz="4" w:space="0" w:color="auto"/>
-            </w:tcBorders>
             <w:noWrap/>
             <w:vAlign w:val="center"/>
             <w:hideMark/>
@@ -1612,12 +1387,6 @@
           <w:tcPr>
             <w:tcW w:w="6105" w:type="dxa"/>
             <w:vMerge w:val="restart"/>
-            <w:tcBorders>
-              <w:top w:val="nil"/>
-              <w:left w:val="single" w:sz="4" w:space="0" w:color="auto"/>
-              <w:bottom w:val="single" w:sz="4" w:space="0" w:color="auto"/>
-              <w:right w:val="single" w:sz="4" w:space="0" w:color="auto"/>
-            </w:tcBorders>
             <w:vAlign w:val="center"/>
             <w:hideMark/>
           </w:tcPr>
@@ -1703,12 +1472,6 @@
         <w:tc>
           <w:tcPr>
             <w:tcW w:w="4420" w:type="dxa"/>
-            <w:tcBorders>
-              <w:top w:val="nil"/>
-              <w:left w:val="single" w:sz="4" w:space="0" w:color="auto"/>
-              <w:bottom w:val="single" w:sz="4" w:space="0" w:color="auto"/>
-              <w:right w:val="single" w:sz="4" w:space="0" w:color="auto"/>
-            </w:tcBorders>
             <w:noWrap/>
             <w:vAlign w:val="center"/>
             <w:hideMark/>
@@ -1743,12 +1506,6 @@
           <w:tcPr>
             <w:tcW w:w="6105" w:type="dxa"/>
             <w:vMerge/>
-            <w:tcBorders>
-              <w:top w:val="nil"/>
-              <w:left w:val="single" w:sz="4" w:space="0" w:color="auto"/>
-              <w:bottom w:val="single" w:sz="4" w:space="0" w:color="auto"/>
-              <w:right w:val="single" w:sz="4" w:space="0" w:color="auto"/>
-            </w:tcBorders>
             <w:vAlign w:val="center"/>
             <w:hideMark/>
           </w:tcPr>
@@ -1774,12 +1531,6 @@
         <w:tc>
           <w:tcPr>
             <w:tcW w:w="4420" w:type="dxa"/>
-            <w:tcBorders>
-              <w:top w:val="nil"/>
-              <w:left w:val="single" w:sz="4" w:space="0" w:color="auto"/>
-              <w:bottom w:val="single" w:sz="4" w:space="0" w:color="auto"/>
-              <w:right w:val="single" w:sz="4" w:space="0" w:color="auto"/>
-            </w:tcBorders>
             <w:noWrap/>
             <w:vAlign w:val="center"/>
             <w:hideMark/>
@@ -1814,12 +1565,6 @@
           <w:tcPr>
             <w:tcW w:w="6105" w:type="dxa"/>
             <w:vMerge/>
-            <w:tcBorders>
-              <w:top w:val="nil"/>
-              <w:left w:val="single" w:sz="4" w:space="0" w:color="auto"/>
-              <w:bottom w:val="single" w:sz="4" w:space="0" w:color="auto"/>
-              <w:right w:val="single" w:sz="4" w:space="0" w:color="auto"/>
-            </w:tcBorders>
             <w:vAlign w:val="center"/>
             <w:hideMark/>
           </w:tcPr>
@@ -1845,12 +1590,6 @@
         <w:tc>
           <w:tcPr>
             <w:tcW w:w="4420" w:type="dxa"/>
-            <w:tcBorders>
-              <w:top w:val="nil"/>
-              <w:left w:val="single" w:sz="4" w:space="0" w:color="auto"/>
-              <w:bottom w:val="single" w:sz="4" w:space="0" w:color="auto"/>
-              <w:right w:val="single" w:sz="4" w:space="0" w:color="auto"/>
-            </w:tcBorders>
             <w:noWrap/>
             <w:vAlign w:val="center"/>
             <w:hideMark/>
@@ -1885,12 +1624,6 @@
           <w:tcPr>
             <w:tcW w:w="6105" w:type="dxa"/>
             <w:vMerge/>
-            <w:tcBorders>
-              <w:top w:val="nil"/>
-              <w:left w:val="single" w:sz="4" w:space="0" w:color="auto"/>
-              <w:bottom w:val="single" w:sz="4" w:space="0" w:color="auto"/>
-              <w:right w:val="single" w:sz="4" w:space="0" w:color="auto"/>
-            </w:tcBorders>
             <w:vAlign w:val="center"/>
             <w:hideMark/>
           </w:tcPr>
@@ -1916,12 +1649,6 @@
         <w:tc>
           <w:tcPr>
             <w:tcW w:w="4420" w:type="dxa"/>
-            <w:tcBorders>
-              <w:top w:val="nil"/>
-              <w:left w:val="single" w:sz="4" w:space="0" w:color="auto"/>
-              <w:bottom w:val="single" w:sz="4" w:space="0" w:color="auto"/>
-              <w:right w:val="single" w:sz="4" w:space="0" w:color="auto"/>
-            </w:tcBorders>
             <w:noWrap/>
             <w:vAlign w:val="center"/>
             <w:hideMark/>
@@ -1956,12 +1683,6 @@
           <w:tcPr>
             <w:tcW w:w="6105" w:type="dxa"/>
             <w:vMerge/>
-            <w:tcBorders>
-              <w:top w:val="nil"/>
-              <w:left w:val="single" w:sz="4" w:space="0" w:color="auto"/>
-              <w:bottom w:val="single" w:sz="4" w:space="0" w:color="auto"/>
-              <w:right w:val="single" w:sz="4" w:space="0" w:color="auto"/>
-            </w:tcBorders>
             <w:vAlign w:val="center"/>
             <w:hideMark/>
           </w:tcPr>
@@ -1987,12 +1708,6 @@
         <w:tc>
           <w:tcPr>
             <w:tcW w:w="4420" w:type="dxa"/>
-            <w:tcBorders>
-              <w:top w:val="nil"/>
-              <w:left w:val="single" w:sz="4" w:space="0" w:color="auto"/>
-              <w:bottom w:val="single" w:sz="4" w:space="0" w:color="auto"/>
-              <w:right w:val="single" w:sz="4" w:space="0" w:color="auto"/>
-            </w:tcBorders>
             <w:noWrap/>
             <w:vAlign w:val="center"/>
             <w:hideMark/>
@@ -2027,12 +1742,6 @@
           <w:tcPr>
             <w:tcW w:w="6105" w:type="dxa"/>
             <w:vMerge/>
-            <w:tcBorders>
-              <w:top w:val="nil"/>
-              <w:left w:val="single" w:sz="4" w:space="0" w:color="auto"/>
-              <w:bottom w:val="single" w:sz="4" w:space="0" w:color="auto"/>
-              <w:right w:val="single" w:sz="4" w:space="0" w:color="auto"/>
-            </w:tcBorders>
             <w:vAlign w:val="center"/>
             <w:hideMark/>
           </w:tcPr>
@@ -2058,12 +1767,6 @@
         <w:tc>
           <w:tcPr>
             <w:tcW w:w="4420" w:type="dxa"/>
-            <w:tcBorders>
-              <w:top w:val="nil"/>
-              <w:left w:val="single" w:sz="4" w:space="0" w:color="auto"/>
-              <w:bottom w:val="single" w:sz="4" w:space="0" w:color="auto"/>
-              <w:right w:val="single" w:sz="4" w:space="0" w:color="auto"/>
-            </w:tcBorders>
             <w:noWrap/>
             <w:vAlign w:val="center"/>
             <w:hideMark/>
@@ -2097,12 +1800,6 @@
         <w:tc>
           <w:tcPr>
             <w:tcW w:w="6105" w:type="dxa"/>
-            <w:tcBorders>
-              <w:top w:val="nil"/>
-              <w:left w:val="nil"/>
-              <w:bottom w:val="single" w:sz="4" w:space="0" w:color="auto"/>
-              <w:right w:val="single" w:sz="4" w:space="0" w:color="auto"/>
-            </w:tcBorders>
             <w:noWrap/>
             <w:vAlign w:val="center"/>
             <w:hideMark/>
@@ -2141,12 +1838,6 @@
         <w:tc>
           <w:tcPr>
             <w:tcW w:w="4420" w:type="dxa"/>
-            <w:tcBorders>
-              <w:top w:val="nil"/>
-              <w:left w:val="single" w:sz="4" w:space="0" w:color="auto"/>
-              <w:bottom w:val="single" w:sz="4" w:space="0" w:color="auto"/>
-              <w:right w:val="single" w:sz="4" w:space="0" w:color="auto"/>
-            </w:tcBorders>
             <w:noWrap/>
             <w:vAlign w:val="center"/>
             <w:hideMark/>
@@ -2180,12 +1871,6 @@
         <w:tc>
           <w:tcPr>
             <w:tcW w:w="6105" w:type="dxa"/>
-            <w:tcBorders>
-              <w:top w:val="nil"/>
-              <w:left w:val="nil"/>
-              <w:bottom w:val="single" w:sz="4" w:space="0" w:color="auto"/>
-              <w:right w:val="single" w:sz="4" w:space="0" w:color="auto"/>
-            </w:tcBorders>
             <w:noWrap/>
             <w:vAlign w:val="center"/>
             <w:hideMark/>
@@ -2224,12 +1909,6 @@
         <w:tc>
           <w:tcPr>
             <w:tcW w:w="4420" w:type="dxa"/>
-            <w:tcBorders>
-              <w:top w:val="nil"/>
-              <w:left w:val="single" w:sz="4" w:space="0" w:color="auto"/>
-              <w:bottom w:val="single" w:sz="4" w:space="0" w:color="auto"/>
-              <w:right w:val="single" w:sz="4" w:space="0" w:color="auto"/>
-            </w:tcBorders>
             <w:noWrap/>
             <w:vAlign w:val="center"/>
             <w:hideMark/>
@@ -2263,12 +1942,6 @@
         <w:tc>
           <w:tcPr>
             <w:tcW w:w="6105" w:type="dxa"/>
-            <w:tcBorders>
-              <w:top w:val="nil"/>
-              <w:left w:val="nil"/>
-              <w:bottom w:val="single" w:sz="4" w:space="0" w:color="auto"/>
-              <w:right w:val="single" w:sz="4" w:space="0" w:color="auto"/>
-            </w:tcBorders>
             <w:noWrap/>
             <w:vAlign w:val="center"/>
             <w:hideMark/>
@@ -2307,12 +1980,6 @@
         <w:tc>
           <w:tcPr>
             <w:tcW w:w="4420" w:type="dxa"/>
-            <w:tcBorders>
-              <w:top w:val="nil"/>
-              <w:left w:val="single" w:sz="4" w:space="0" w:color="auto"/>
-              <w:bottom w:val="single" w:sz="4" w:space="0" w:color="auto"/>
-              <w:right w:val="single" w:sz="4" w:space="0" w:color="auto"/>
-            </w:tcBorders>
             <w:shd w:val="clear" w:color="000000" w:fill="E3EBF8"/>
             <w:noWrap/>
             <w:vAlign w:val="center"/>
@@ -2333,7 +2000,7 @@
                 <w14:ligatures w14:val="none"/>
               </w:rPr>
             </w:pPr>
-            <w:bookmarkStart w:id="1" w:name="_Hlk186790560"/>
+            <w:bookmarkStart w:id="2" w:name="_Hlk186790560"/>
             <w:r>
               <w:rPr>
                 <w:rFonts w:ascii="Montserrat" w:eastAsia="Times New Roman" w:hAnsi="Montserrat" w:cs="Calibri"/>
@@ -2352,12 +2019,6 @@
         <w:tc>
           <w:tcPr>
             <w:tcW w:w="6105" w:type="dxa"/>
-            <w:tcBorders>
-              <w:top w:val="nil"/>
-              <w:left w:val="nil"/>
-              <w:bottom w:val="single" w:sz="4" w:space="0" w:color="auto"/>
-              <w:right w:val="single" w:sz="4" w:space="0" w:color="auto"/>
-            </w:tcBorders>
             <w:shd w:val="clear" w:color="000000" w:fill="E3EBF8"/>
             <w:noWrap/>
             <w:vAlign w:val="center"/>
@@ -2401,12 +2062,6 @@
         <w:tc>
           <w:tcPr>
             <w:tcW w:w="4420" w:type="dxa"/>
-            <w:tcBorders>
-              <w:top w:val="single" w:sz="4" w:space="0" w:color="auto"/>
-              <w:left w:val="single" w:sz="4" w:space="0" w:color="auto"/>
-              <w:bottom w:val="single" w:sz="4" w:space="0" w:color="auto"/>
-              <w:right w:val="single" w:sz="4" w:space="0" w:color="auto"/>
-            </w:tcBorders>
             <w:noWrap/>
             <w:vAlign w:val="center"/>
           </w:tcPr>
@@ -2437,12 +2092,6 @@
         <w:tc>
           <w:tcPr>
             <w:tcW w:w="6105" w:type="dxa"/>
-            <w:tcBorders>
-              <w:top w:val="single" w:sz="4" w:space="0" w:color="auto"/>
-              <w:left w:val="nil"/>
-              <w:bottom w:val="single" w:sz="4" w:space="0" w:color="auto"/>
-              <w:right w:val="single" w:sz="4" w:space="0" w:color="auto"/>
-            </w:tcBorders>
             <w:noWrap/>
             <w:vAlign w:val="center"/>
           </w:tcPr>
@@ -2475,6 +2124,7 @@
       </w:tr>
     </w:tbl>
     <w:bookmarkEnd w:id="0"/>
+    <w:bookmarkEnd w:id="2"/>
     <w:bookmarkEnd w:id="1"/>
     <w:p>
       <w:pPr>
@@ -2534,8 +2184,6 @@
         </w:rPr>
         <w:br/>
       </w:r>
-      <w:bookmarkStart w:id="2" w:name="_GoBack"/>
-      <w:bookmarkEnd w:id="2"/>
     </w:p>
     <w:p>
       <w:pPr>
